--- a/career_portfolio/Resume/Draft/Vimal_resume_DE_v1.docx
+++ b/career_portfolio/Resume/Draft/Vimal_resume_DE_v1.docx
@@ -338,14 +338,7 @@
                 <w:rFonts w:ascii="Aptos" w:hAnsi="Aptos" w:cstheme="minorHAnsi"/>
                 <w:color w:val="343434"/>
               </w:rPr>
-              <w:t>D</w:t>
-            </w:r>
-            <w:r>
-              <w:rPr>
-                <w:rFonts w:ascii="Aptos" w:hAnsi="Aptos" w:cstheme="minorHAnsi"/>
-                <w:color w:val="343434"/>
-              </w:rPr>
-              <w:t xml:space="preserve">ata &amp; GenAI Engineer with 7+ years of experience designing production-scale data platforms and AI solutions on AWS, Databricks and </w:t>
+              <w:t xml:space="preserve">Data &amp; GenAI Engineer with 7+ years of experience designing production-scale data platforms and AI solutions on AWS, Databricks and </w:t>
             </w:r>
             <w:proofErr w:type="spellStart"/>
             <w:r>
@@ -500,14 +493,7 @@
                 <w:rFonts w:ascii="Aptos" w:hAnsi="Aptos" w:cstheme="minorHAnsi"/>
                 <w:color w:val="343434"/>
               </w:rPr>
-              <w:t>, Pandas, Boto3, Scikit-learn, TensorFlow</w:t>
-            </w:r>
-            <w:r>
-              <w:rPr>
-                <w:rFonts w:ascii="Aptos" w:hAnsi="Aptos" w:cstheme="minorHAnsi"/>
-                <w:color w:val="343434"/>
-              </w:rPr>
-              <w:t>.</w:t>
+              <w:t>, Pandas, Boto3, Scikit-learn, TensorFlow.</w:t>
             </w:r>
           </w:p>
           <w:p>
@@ -937,14 +923,7 @@
                 <w:rFonts w:ascii="Aptos" w:hAnsi="Aptos" w:cstheme="minorHAnsi"/>
                 <w:color w:val="343434"/>
               </w:rPr>
-              <w:t>assistant</w:t>
-            </w:r>
-            <w:r>
-              <w:rPr>
-                <w:rFonts w:ascii="Aptos" w:hAnsi="Aptos" w:cstheme="minorHAnsi"/>
-                <w:color w:val="343434"/>
-              </w:rPr>
-              <w:t xml:space="preserve"> for a telecom contact center, orchestrating Bedrock</w:t>
+              <w:t>assistant for a telecom contact center, orchestrating Bedrock</w:t>
             </w:r>
             <w:r>
               <w:rPr>
@@ -3163,7 +3142,7 @@
         <w:rFonts w:asciiTheme="minorHAnsi" w:eastAsiaTheme="minorHAnsi" w:hAnsiTheme="minorHAnsi" w:cstheme="minorBidi"/>
         <w:sz w:val="22"/>
         <w:szCs w:val="22"/>
-        <w:lang w:eastAsia="en-US" w:bidi="he-IL"/>
+        <w:lang w:val="en-IN" w:eastAsia="en-US" w:bidi="he-IL"/>
       </w:rPr>
     </w:rPrDefault>
     <w:pPrDefault>
@@ -3560,6 +3539,7 @@
   <w:style w:type="character" w:default="1" w:styleId="DefaultParagraphFont">
     <w:name w:val="Default Paragraph Font"/>
     <w:uiPriority w:val="1"/>
+    <w:semiHidden/>
     <w:unhideWhenUsed/>
   </w:style>
   <w:style w:type="table" w:default="1" w:styleId="TableNormal">
